--- a/tests/fixtures/docx_body_carriers/counterexample_emoji_zwj.docx
+++ b/tests/fixtures/docx_body_carriers/counterexample_emoji_zwj.docx
@@ -18,7 +18,7 @@
         <w:t xml:space="preserve">Standard paragraph text with preserved spacing. </w:t>
       </w:r>
       <w:r>
-        <w:t>Emoji sequence: 👨‍👩‍👧 and 👩‍💻 and 👨‍🚀 intact.</w:t>
+        <w:t>Emoji sequence: 👨‍👩‍👧 and 👩‍💻 and 👨‍🚀 and 🏳️‍🌈 and ❤️‍🔥 intact.</w:t>
       </w:r>
     </w:p>
     <w:p>
